--- a/tlumaczenia_gier/Twilight_Struggle/TS_20th_Ann_Rule_Book_WEB_PL.docx
+++ b/tlumaczenia_gier/Twilight_Struggle/TS_20th_Ann_Rule_Book_WEB_PL.docx
@@ -555,7 +555,7 @@
         <w:pStyle w:val="Compact"/>
       </w:pPr>
       <w:r>
-        <w:t xml:space="preserve">zeszyt tła historycznego (Background Booklet)</w:t>
+        <w:t xml:space="preserve">księga tła historycznego (Background Booklet)</w:t>
       </w:r>
     </w:p>
     <w:p>
@@ -567,7 +567,7 @@
         <w:pStyle w:val="Compact"/>
       </w:pPr>
       <w:r>
-        <w:t xml:space="preserve">niniejszy zeszyt zasad</w:t>
+        <w:t xml:space="preserve">niniejsza księga zasad</w:t>
       </w:r>
     </w:p>
     <w:p>
@@ -6032,7 +6032,7 @@
         <w:pStyle w:val="BodyText"/>
       </w:pPr>
       <w:r>
-        <w:t xml:space="preserve">Pole Chińska wojna domowa (Chinese Civil War space) uważa się za sąsiadujące (adjacent) wyłącznie ze Związkiem Radzieckim (Soviet Union). Pole leży w Azji (Asia), ale nie w Azji Południowo-Wschodniej (Southeast Asia). Nie oddziałuje na żadne karty Rozstrzygnięcia (Scoring cards). Jedyną czynnością dotyczącą pola Chińska wojna domowa (Chinese Civil War space) jest umieszczanie na nim Punktów Wpływów (Influence points) przez gracza ZSRR. Gracz USA nie może używać wobec pola Chińska wojna domowa (Chinese Civil War space) żadnych Operacji (Operations) ani Wydarzeń (Events). Gdy gracz ZSRR umieści na polu Chińska wojna domowa (Chinese Civil War space) 3 Punkty Wpływów (Influence points), pole nie wywołuje już żadnych dalszych skutków. Znaczniki można odłożyć, a pole Chińska wojna domowa (Chinese Civil War space) pomija się do końca gry.</w:t>
+        <w:t xml:space="preserve">Pole Chińska wojna domowa (Chinese Civil War space) uważa się za sąsiadujące (adjacent) wyłącznie ze ZSRR (Soviet Union). Pole leży w Azji (Asia), ale nie w Azji Południowo-Wschodniej (Southeast Asia). Nie oddziałuje na żadne karty Rozstrzygnięcia (Scoring cards). Jedyną czynnością dotyczącą pola Chińska wojna domowa (Chinese Civil War space) jest umieszczanie na nim Punktów Wpływów (Influence points) przez gracza ZSRR. Gracz USA nie może używać wobec pola Chińska wojna domowa (Chinese Civil War space) żadnych Operacji (Operations) ani Wydarzeń (Events). Gdy gracz ZSRR umieści na polu Chińska wojna domowa (Chinese Civil War space) 3 Punkty Wpływów (Influence points), pole nie wywołuje już żadnych dalszych skutków. Znaczniki można odłożyć, a pole Chińska wojna domowa (Chinese Civil War space) pomija się do końca gry.</w:t>
       </w:r>
     </w:p>
     <w:p>
@@ -6359,7 +6359,7 @@
           <w:iCs/>
           <w:i/>
         </w:rPr>
-        <w:t xml:space="preserve">Etapu zero (Turn Zero) nie można stosować w Scenariuszu Apogeum (Late War scenario) ani w scenariuszu Wschodzące czerwone słońce (Red Sun Rising).</w:t>
+        <w:t xml:space="preserve">Etapu zero (Turn Zero) nie można stosować w scenariuszu Apogeum (Late War scenario) ani w scenariuszu Wschodzące czerwone słońce (Red Sun Rising).</w:t>
       </w:r>
       <w:r>
         <w:t xml:space="preserve"> </w:t>
@@ -6777,7 +6777,7 @@
         <w:pStyle w:val="FirstParagraph"/>
       </w:pPr>
       <w:r>
-        <w:t xml:space="preserve">Alternatywnego toru Wyścigu Kosmicznego (alternate Space Race track) z arkusza z wykrojonymi elementami (punchboard) można używać zamiast toru Wyścigu Kosmicznego (Space Race track) wydrukowanego na planszy, ale nie zaleca się stosowania go w Scenariuszu Apogeum (Late War scenario) ani w scenariuszu Wschodzące czerwone słońce (Red Sun Rising). Na alternatywnym torze Wyścigu Kosmicznego (alternate Space Race track) obowiązują wszystkie zwykłe zasady Wyścigu Kosmicznego (Space Race) [6.4], ale daje on inne zdolności (abilities):</w:t>
+        <w:t xml:space="preserve">Alternatywnego toru Wyścigu Kosmicznego (alternate Space Race track) z arkusza z wykrojonymi elementami (punchboard) można używać zamiast toru Wyścigu Kosmicznego (Space Race track) wydrukowanego na planszy, ale nie zaleca się stosowania go w scenariuszu Apogeum (Late War scenario) ani w scenariuszu Wschodzące czerwone słońce (Red Sun Rising). Na alternatywnym torze Wyścigu Kosmicznego (alternate Space Race track) obowiązują wszystkie zwykłe zasady Wyścigu Kosmicznego (Space Race) [6.4], ale daje on inne zdolności (abilities):</w:t>
       </w:r>
     </w:p>
     <w:p>
@@ -7403,7 +7403,7 @@
         <w:pStyle w:val="FirstParagraph"/>
       </w:pPr>
       <w:r>
-        <w:t xml:space="preserve">Okres Apogeum (Late War period) zaczynałby się więc, powiedzmy, w 1975 roku, wraz z upadkiem Sajgonu. Tę właśnie datę (oraz pewną dawkę interpretacji, przekładającej historię na tkankę TS) wykorzystałem, by ustalić Wpływy (Influence) i Wydarzenia (Events) na otwarcie Scenariusza Apogeum (Late War Scenario).</w:t>
+        <w:t xml:space="preserve">Okres Apogeum (Late War period) zaczynałby się więc, powiedzmy, w 1975 roku, wraz z upadkiem Sajgonu. Tę właśnie datę (oraz pewną dawkę interpretacji, przekładającej historię na tkankę TS) wykorzystałem, by ustalić Wpływy (Influence) i Wydarzenia (Events) na otwarcie scenariusza Apogeum (Late War Scenario).</w:t>
       </w:r>
     </w:p>
     <w:p>

--- a/tlumaczenia_gier/Twilight_Struggle/TS_20th_Ann_Rule_Book_WEB_PL.docx
+++ b/tlumaczenia_gier/Twilight_Struggle/TS_20th_Ann_Rule_Book_WEB_PL.docx
@@ -51,7 +51,7 @@
         <w:pStyle w:val="Compact"/>
       </w:pPr>
       <w:r>
-        <w:t xml:space="preserve">2.0 Elementy gry (Components) – 2</w:t>
+        <w:t xml:space="preserve">2.0 Komponenty (Components) – 2</w:t>
       </w:r>
     </w:p>
     <w:p>
@@ -63,7 +63,7 @@
         <w:pStyle w:val="Compact"/>
       </w:pPr>
       <w:r>
-        <w:t xml:space="preserve">3.0 Przygotowanie gry (Game Setup) – 6</w:t>
+        <w:t xml:space="preserve">3.0 Przygotowanie rozgrywki (Game Setup) – 6</w:t>
       </w:r>
     </w:p>
     <w:p>
@@ -75,7 +75,7 @@
         <w:pStyle w:val="Compact"/>
       </w:pPr>
       <w:r>
-        <w:t xml:space="preserve">4.0 Przebieg gry (Game Sequence) – 8</w:t>
+        <w:t xml:space="preserve">4.0 Przebieg rozgrywki (Game Sequence) – 8</w:t>
       </w:r>
     </w:p>
     <w:p>
@@ -123,7 +123,7 @@
         <w:pStyle w:val="Compact"/>
       </w:pPr>
       <w:r>
-        <w:t xml:space="preserve">8.0 Status DEFCON i Operacje Wojskowe (DEFCON Status and Military Operations) – 14</w:t>
+        <w:t xml:space="preserve">8.0 Status DEFCON oraz Operacje Wojskowe (DEFCON Status and Military Operations) – 14</w:t>
       </w:r>
     </w:p>
     <w:p>
@@ -135,7 +135,7 @@
         <w:pStyle w:val="Compact"/>
       </w:pPr>
       <w:r>
-        <w:t xml:space="preserve">9.0 Chiny (China) – 15</w:t>
+        <w:t xml:space="preserve">9.0 Karta Chińska (China) – 15</w:t>
       </w:r>
     </w:p>
     <w:p>
@@ -147,7 +147,7 @@
         <w:pStyle w:val="Compact"/>
       </w:pPr>
       <w:r>
-        <w:t xml:space="preserve">10.0 Rozstrzygnięcie i zwycięstwo (Scoring and Victory) – 16</w:t>
+        <w:t xml:space="preserve">10.0 Rozstrzygnięcie i warunki zwycięstwa (Scoring and Victory) – 16</w:t>
       </w:r>
     </w:p>
     <w:p>
@@ -452,7 +452,7 @@
         <w:pStyle w:val="Heading2"/>
       </w:pPr>
       <w:r>
-        <w:t xml:space="preserve">2.0 ELEMENTY GRY (COMPONENTS)</w:t>
+        <w:t xml:space="preserve">2.0 KOMPONENTY (COMPONENTS)</w:t>
       </w:r>
     </w:p>
     <w:p>
@@ -767,7 +767,7 @@
         <w:pStyle w:val="Heading2"/>
       </w:pPr>
       <w:r>
-        <w:t xml:space="preserve">2.1 MAPA GRY (THE GAME MAP)</w:t>
+        <w:t xml:space="preserve">2.1 PLANSZA (THE GAME MAP)</w:t>
       </w:r>
     </w:p>
     <w:p>
@@ -1048,7 +1048,7 @@
           <w:bCs/>
           <w:b/>
         </w:rPr>
-        <w:t xml:space="preserve">2.1.7 Kontrolowanie państw (Controlling Countries):</w:t>
+        <w:t xml:space="preserve">2.1.7 Kontrolowanie państwa (Controlling Countries):</w:t>
       </w:r>
       <w:r>
         <w:t xml:space="preserve"> </w:t>
@@ -1526,7 +1526,7 @@
         <w:pStyle w:val="Heading2"/>
       </w:pPr>
       <w:r>
-        <w:t xml:space="preserve">3.0 PRZYGOTOWANIE GRY (GAME SETUP)</w:t>
+        <w:t xml:space="preserve">3.0 PRZYGOTOWANIE ROZGRYWKI (GAME SETUP)</w:t>
       </w:r>
     </w:p>
     <w:p>
@@ -1675,7 +1675,7 @@
         <w:pStyle w:val="Heading2"/>
       </w:pPr>
       <w:r>
-        <w:t xml:space="preserve">4.0 PRZEBIEG GRY (GAME SEQUENCE)</w:t>
+        <w:t xml:space="preserve">4.0 PRZEBIEG ROZGRYWKI (GAME SEQUENCE)</w:t>
       </w:r>
     </w:p>
     <w:p>
@@ -3158,7 +3158,7 @@
         <w:pStyle w:val="Heading2"/>
       </w:pPr>
       <w:r>
-        <w:t xml:space="preserve">6.2 RZUTY NA WYWIERANIE PRESJI (REALIGNMENT ROLLS)</w:t>
+        <w:t xml:space="preserve">6.2 WYWIERANIE PRESJI (REALIGNMENT ROLLS)</w:t>
       </w:r>
     </w:p>
     <w:p>
@@ -3278,7 +3278,7 @@
         <w:pStyle w:val="Heading2"/>
       </w:pPr>
       <w:r>
-        <w:t xml:space="preserve">6.3 PRÓBY PRZEWROTU (COUP ATTEMPTS)</w:t>
+        <w:t xml:space="preserve">6.3 PRZEWROTY (COUP ATTEMPTS)</w:t>
       </w:r>
     </w:p>
     <w:p>
@@ -4504,7 +4504,7 @@
         <w:pStyle w:val="Heading2"/>
       </w:pPr>
       <w:r>
-        <w:t xml:space="preserve">8.0 STATUS DEFCON I OPERACJE WOJSKOWE (DEFCON STATUS AND MILITARY OPERATIONS)</w:t>
+        <w:t xml:space="preserve">8.0 STATUS DEFCON ORAZ OPERACJE WOJSKOWE (DEFCON STATUS AND MILITARY OPERATIONS)</w:t>
       </w:r>
     </w:p>
     <w:p>
@@ -5108,7 +5108,7 @@
         <w:pStyle w:val="Heading2"/>
       </w:pPr>
       <w:r>
-        <w:t xml:space="preserve">9.0 CHINY (CHINA)</w:t>
+        <w:t xml:space="preserve">9.0 KARTA CHIŃSKA (CHINA)</w:t>
       </w:r>
     </w:p>
     <w:p>
@@ -5455,7 +5455,7 @@
         <w:pStyle w:val="Heading2"/>
       </w:pPr>
       <w:r>
-        <w:t xml:space="preserve">10.0 ROZSTRZYGNIĘCIE I ZWYCIĘSTWO (SCORING AND VICTORY)</w:t>
+        <w:t xml:space="preserve">10.0 ROZSTRZYGNIĘCIE I WARUNKI ZWYCIĘSTWA (SCORING AND VICTORY)</w:t>
       </w:r>
     </w:p>
     <w:p>
@@ -5557,7 +5557,7 @@
         <w:pStyle w:val="Heading2"/>
       </w:pPr>
       <w:r>
-        <w:t xml:space="preserve">10.1 ROZSTRZYGNIĘCIE (SCORING)</w:t>
+        <w:t xml:space="preserve">10.1 ROZSTRZYGNIĘCIA (SCORING)</w:t>
       </w:r>
     </w:p>
     <w:p>
@@ -5856,7 +5856,7 @@
         <w:pStyle w:val="Heading2"/>
       </w:pPr>
       <w:r>
-        <w:t xml:space="preserve">10.3 ZWYCIĘSTWO (VICTORY)</w:t>
+        <w:t xml:space="preserve">10.3 WARUNKI ZWYCIĘSTWA (VICTORY)</w:t>
       </w:r>
     </w:p>
     <w:p>
@@ -6012,7 +6012,7 @@
         <w:pStyle w:val="Heading2"/>
       </w:pPr>
       <w:r>
-        <w:t xml:space="preserve">11.1 Pole Chińska wojna domowa (The Chinese Civil War space)</w:t>
+        <w:t xml:space="preserve">11.1 Pole „Chińska wojna domowa” (The Chinese Civil War space)</w:t>
       </w:r>
     </w:p>
     <w:p>
@@ -6083,7 +6083,7 @@
         <w:pStyle w:val="Heading2"/>
       </w:pPr>
       <w:r>
-        <w:t xml:space="preserve">11.3 Skutki Kontroli (Impact of Control)</w:t>
+        <w:t xml:space="preserve">11.3 Skutki Kontroli pola (Impact of Control)</w:t>
       </w:r>
     </w:p>
     <w:p>
@@ -6129,7 +6129,7 @@
         <w:pStyle w:val="Heading2"/>
       </w:pPr>
       <w:r>
-        <w:t xml:space="preserve">11.4 Ograniczenia Wydarzeń (Event Restrictions)</w:t>
+        <w:t xml:space="preserve">11.4 Ograniczenie Wydarzeń (Event Restrictions)</w:t>
       </w:r>
     </w:p>
     <w:p>
@@ -6930,7 +6930,7 @@
         <w:pStyle w:val="Heading2"/>
       </w:pPr>
       <w:r>
-        <w:t xml:space="preserve">13.3 Opcjonalne zasady projektantów (Designers’ Optional Rules)</w:t>
+        <w:t xml:space="preserve">13.3 Opcjonalne zasady autorów (Designers’ Optional Rules)</w:t>
       </w:r>
     </w:p>
     <w:p>
@@ -6950,7 +6950,7 @@
         <w:pStyle w:val="Heading3"/>
       </w:pPr>
       <w:r>
-        <w:t xml:space="preserve">Rzuty na Wywieranie Presji (Realignment Rolls)</w:t>
+        <w:t xml:space="preserve">Wywieranie Presji (Realignment Rolls)</w:t>
       </w:r>
     </w:p>
     <w:p>
@@ -7648,7 +7648,7 @@
         <w:pStyle w:val="Heading3"/>
       </w:pPr>
       <w:r>
-        <w:t xml:space="preserve">Zwycięstwo (Victory)</w:t>
+        <w:t xml:space="preserve">Warunki zwycięstwa (Victory)</w:t>
       </w:r>
     </w:p>
     <w:p>
